--- a/rapports/16_02_2026/BLONDIN/coh_EQ26_sup_122202010020.docx
+++ b/rapports/16_02_2026/BLONDIN/coh_EQ26_sup_122202010020.docx
@@ -25,7 +25,7 @@
         <w:br/>
         <w:t>Grappe: 122202010020</w:t>
         <w:br/>
-        <w:t>Date: 16/02/2026 a 12:40</w:t>
+        <w:t>Date: 16/02/2026 a 12:58</w:t>
       </w:r>
     </w:p>
     <w:p/>

--- a/rapports/16_02_2026/BLONDIN/coh_EQ26_sup_122202010020.docx
+++ b/rapports/16_02_2026/BLONDIN/coh_EQ26_sup_122202010020.docx
@@ -25,7 +25,7 @@
         <w:br/>
         <w:t>Grappe: 122202010020</w:t>
         <w:br/>
-        <w:t>Date: 16/02/2026 a 12:58</w:t>
+        <w:t>Date: 16/02/2026 a 13:05</w:t>
       </w:r>
     </w:p>
     <w:p/>
@@ -327,6 +327,38 @@
           </w:tcPr>
           <w:p>
             <w:r>
+              <w:t>Section4a</w:t>
+            </w:r>
+          </w:p>
+        </w:tc>
+        <w:tc>
+          <w:tcPr>
+            <w:tcW w:type="dxa" w:w="3324"/>
+          </w:tcPr>
+          <w:p>
+            <w:r>
+              <w:t>Emploi</w:t>
+            </w:r>
+          </w:p>
+        </w:tc>
+        <w:tc>
+          <w:tcPr>
+            <w:tcW w:type="dxa" w:w="3324"/>
+          </w:tcPr>
+          <w:p>
+            <w:r>
+              <w:t>9</w:t>
+            </w:r>
+          </w:p>
+        </w:tc>
+      </w:tr>
+      <w:tr>
+        <w:tc>
+          <w:tcPr>
+            <w:tcW w:type="dxa" w:w="3324"/>
+          </w:tcPr>
+          <w:p>
+            <w:r>
               <w:t>Section19</w:t>
             </w:r>
           </w:p>
@@ -338,38 +370,6 @@
           <w:p>
             <w:r>
               <w:t>Equipements agricoles</w:t>
-            </w:r>
-          </w:p>
-        </w:tc>
-        <w:tc>
-          <w:tcPr>
-            <w:tcW w:type="dxa" w:w="3324"/>
-          </w:tcPr>
-          <w:p>
-            <w:r>
-              <w:t>10</w:t>
-            </w:r>
-          </w:p>
-        </w:tc>
-      </w:tr>
-      <w:tr>
-        <w:tc>
-          <w:tcPr>
-            <w:tcW w:type="dxa" w:w="3324"/>
-          </w:tcPr>
-          <w:p>
-            <w:r>
-              <w:t>Section4a</w:t>
-            </w:r>
-          </w:p>
-        </w:tc>
-        <w:tc>
-          <w:tcPr>
-            <w:tcW w:type="dxa" w:w="3324"/>
-          </w:tcPr>
-          <w:p>
-            <w:r>
-              <w:t>Emploi</w:t>
             </w:r>
           </w:p>
         </w:tc>
@@ -1058,7 +1058,7 @@
         <w:rPr>
           <w:sz w:val="20"/>
         </w:rPr>
-        <w:t>- Attention ! Le prix unitaire d'achat (1000 Fcfa) de Carpe séchée en Tas (Moyen) est relativement élevé par rapport aux autres prix observés dans cette zone. Prière de corriger ou de confirmer avec le QG. Attention ! Le prix unitaire d'achat (500 Fcfa) de Beurre de karité en Boule (dankk) (Moyen) est relativement élevé par rapport aux autres prix observés dans cette zone. Prière de corriger ou de confirmer avec le QG. Attention ! Le prix unitaire d'achat (75 Fcfa) de Cube alimentaire (Maggi, Jumbo, ) en Cube (Petit) est relativement élevé par rapport aux autres prix observés dans cette zone. Prière de corriger ou de confirmer avec le QG. Attention ! Le prix unitaire d'achat (750 Fcfa) de Tamarin noir en Tas (Moyen) est relativement élevé par rapport aux autres prix observés dans cette zone. Prière de corriger ou de confirmer avec le QG. Attention ! Le prix unitaire d'achat (8.333333 Fcfa) de Caramel, bonbons, confiseries, etc. en Pièce (Petit) est relativement faible par rapport aux autres prix observés dans cette zone. Prière de corriger ou de confirmer avec le QG. Attention ! Soupçons de quantité anormale! Le ménage de ndeye sabaly avec une taille de 8 personnes a consommé 7 Kg en taille unique de Oignon frais qui est relativement élevé comme consommation par rapport à la condition de vie des autres ménages de même taille dans cette zone. Prière de corriger ou de confirmer avec le QG. Avertissement!! La quantité (7 litre) du produit Huile d'arachide raffinée consommée  par le ménage semble très élevé, prière de corriger ou confirmer avec le QG. Avertissement!!! Le ménage a consommé 10 Cuillère Petit de Chocolat pâte à tartiner, cette quantité semble anormale pour une consommation des 7 derniers jours.Prière de corriger ou de confirmer avec le QG. Avertissement!!! Le ménage a consommé 7 Paquet Petit de Thé en sachet, cette quantité semble anormale pour une consommation des 7 derniers jours.Prière de corriger ou de confirmer avec le QG. Avertissement!! le prix unitaire (125 Fcfa) de Thé en sachet (unité: Paquet) de taille Petit est très faible ou élevé. Prière de corriger ou de confirmer avec le QG. Difficile de consommer le Sel en Boite (Autre que la boite/pot de tomate) Petit prière de verifier. Incohérence!! Dans ce ménage, chaque individus consomme par jour 25.83911 Kg  de cereale; Prière de revoir les quantités prises de ces produits. Incohérence!! Dans ce ménage, chaque individus consomme par jour 25.83911 Kg  de cereale; Prière de revoir les quantités prises de ces produits. Le prix d'achat unitaire (150 Fcfa) de Maïs en grain en Sac (25 Kg) de taille taille unique est très faible, prière de regarder les reponses prises dans les questions s07bq07a s07bq07b s07bq07c s07bq08 pour mieux corriger. Le ménage a consommé 14 Sac (50 Kg) taille unique de Riz importé parfumé, cette quantité semble anormale pour une consommation des 7 derniers jours. prière de verifier et corriger ou confirmer avec le QG. Le prix d'achat unitaire (320 Fcfa) de Riz importé parfumé en Sac (50 Kg) de taille taille unique est très faible, prière de regarder les reponses prises dans les questions s07bq07a s07bq07b s07bq07c s07bq08 pour mieux corriger. Attention ! Le prix unitaire d'achat (320 Fcfa) de Riz importé parfumé en Sac (50 Kg) (taille unique) est relativement faible par rapport aux autres prix observés dans cette zone. Prière de corriger ou de confirmer avec le QG.</w:t>
+        <w:t>- Attention ! Le prix unitaire d'achat (1000 Fcfa) de Carpe séchée en Tas (Moyen) est relativement élevé par rapport aux autres prix observés dans cette zone. Prière de corriger ou de confirmer avec le QG. Attention ! Le prix unitaire d'achat (16.66667 Fcfa) de Biscuits en Sachets (Petit) est relativement faible par rapport aux autres prix observés dans cette zone. Prière de corriger ou de confirmer avec le QG. Attention ! Le prix unitaire d'achat (175 Fcfa) de Patate douce en Tas (Petit) est relativement élevé par rapport aux autres prix observés dans cette zone. Prière de corriger ou de confirmer avec le QG. Attention ! Le prix unitaire d'achat (300 Fcfa) de Arachides pilées en Kg (taille unique) est relativement faible par rapport aux autres prix observés dans cette zone. Prière de corriger ou de confirmer avec le QG. Attention ! Le prix unitaire d'achat (500 Fcfa) de Beurre de karité en Boule (dankk) (Moyen) est relativement élevé par rapport aux autres prix observés dans cette zone. Prière de corriger ou de confirmer avec le QG. Attention ! Le prix unitaire d'achat (75 Fcfa) de Cube alimentaire (Maggi, Jumbo, ) en Cube (Petit) est relativement élevé par rapport aux autres prix observés dans cette zone. Prière de corriger ou de confirmer avec le QG. Attention ! Le prix unitaire d'achat (750 Fcfa) de Tamarin noir en Tas (Moyen) est relativement élevé par rapport aux autres prix observés dans cette zone. Prière de corriger ou de confirmer avec le QG. Attention ! Le prix unitaire d'achat (8.333333 Fcfa) de Caramel, bonbons, confiseries, etc. en Pièce (Petit) est relativement faible par rapport aux autres prix observés dans cette zone. Prière de corriger ou de confirmer avec le QG. Attention ! Soupçons de quantité anormale! Le ménage de ndeye sabaly avec une taille de 8 personnes a consommé 7 Kg en taille unique de Oignon frais qui est relativement élevé comme consommation par rapport à la condition de vie des autres ménages de même taille dans cette zone. Prière de corriger ou de confirmer avec le QG. Avertissement!! La quantité (7 litre) du produit Huile d'arachide raffinée consommée  par le ménage semble très élevé, prière de corriger ou confirmer avec le QG. Avertissement!!! Le ménage a consommé 10 Cuillère Petit de Chocolat pâte à tartiner, cette quantité semble anormale pour une consommation des 7 derniers jours.Prière de corriger ou de confirmer avec le QG. Avertissement!!! Le ménage a consommé 7 Paquet Petit de Thé en sachet, cette quantité semble anormale pour une consommation des 7 derniers jours.Prière de corriger ou de confirmer avec le QG. Avertissement!! le prix unitaire (125 Fcfa) de Thé en sachet (unité: Paquet) de taille Petit est très faible ou élevé. Prière de corriger ou de confirmer avec le QG. Attention ! Le prix unitaire d'achat (125 Fcfa) de Thé en sachet en Paquet (Petit) est relativement élevé par rapport aux autres prix observés dans cette zone. Prière de corriger ou de confirmer avec le QG. Difficile de consommer le Sel en Boite (Autre que la boite/pot de tomate) Petit prière de verifier. Incohérence!! Dans ce ménage, chaque individus consomme par jour 48.52429 Kg  de cereale; Prière de revoir les quantités prises de ces produits. Incohérence!! Dans ce ménage, chaque individus consomme par jour 48.52429 Kg  de cereale; Prière de revoir les quantités prises de ces produits. Le prix d'achat unitaire (150 Fcfa) de Maïs en grain en Sac (25 Kg) de taille taille unique est très faible, prière de regarder les reponses prises dans les questions s07bq07a s07bq07b s07bq07c s07bq08 pour mieux corriger. Le ménage a consommé 14 Sac (50 Kg) taille unique de Riz importé parfumé, cette quantité semble anormale pour une consommation des 7 derniers jours. prière de verifier et corriger ou confirmer avec le QG. Le prix d'achat unitaire (320 Fcfa) de Riz importé parfumé en Sac (50 Kg) de taille taille unique est très faible, prière de regarder les reponses prises dans les questions s07bq07a s07bq07b s07bq07c s07bq08 pour mieux corriger. Attention ! Le prix unitaire d'achat (320 Fcfa) de Riz importé parfumé en Sac (50 Kg) (taille unique) est relativement faible par rapport aux autres prix observés dans cette zone. Prière de corriger ou de confirmer avec le QG.</w:t>
       </w:r>
     </w:p>
     <w:p>
@@ -1167,7 +1167,7 @@
         <w:rPr>
           <w:sz w:val="20"/>
         </w:rPr>
-        <w:t xml:space="preserve">- Attention ! Hache/pioche a été revendu à 7500 Fcfa qui est relativement élevé par rapport aux autres prix de revente observés dans cette zone. Prière de corriger ou de confirmer avec le QG. </w:t>
+        <w:t xml:space="preserve">- Attention ! Hache/pioche a été achété à 7500 Fcfa est relativement élevé par rapport aux autres prix d'achat observés dans cette zone. Prière de corriger ou de confirmer avec le QG. Attention ! Hache/pioche a été revendu à 7500 Fcfa qui est relativement élevé par rapport aux autres prix de revente observés dans cette zone. Prière de corriger ou de confirmer avec le QG. </w:t>
         <w:br/>
         <w:t xml:space="preserve">- Incohérence!! Le prix de revente de Animaux de labour dans cette section 19 ne doit pas être égal 0 même si le ménage l'a reçu en cadeau prière de leurs aider à faire une estimation. </w:t>
         <w:br/>
@@ -1660,7 +1660,7 @@
         <w:rPr>
           <w:sz w:val="20"/>
         </w:rPr>
-        <w:t>- Attention ! Le prix unitaire d'achat (1000 Fcfa) de Feuilles de Fakoye (Feuille de corete) en Tas (Moyen) est relativement élevé par rapport aux autres prix observés dans cette zone. Prière de corriger ou de confirmer avec le QG. Attention ! Le prix unitaire d'achat (1000 Fcfa) de Oignon frais en Kg (taille unique) est relativement élevé par rapport aux autres prix observés dans cette zone. Prière de corriger ou de confirmer avec le QG. Attention ! Le prix unitaire d'achat (200 Fcfa) de Feuilles de patate en Sachets (Moyen) est relativement élevé par rapport aux autres prix observés dans cette zone. Prière de corriger ou de confirmer avec le QG. Attention ! Le prix unitaire d'achat (200 Fcfa) de Pain traditionnel (Baguette) en miche (Moyen) est relativement élevé par rapport aux autres prix observés dans cette zone. Prière de corriger ou de confirmer avec le QG. Attention ! Le prix unitaire d'achat (2000 Fcfa) de Carotte en Kg (taille unique) est relativement élevé par rapport aux autres prix observés dans cette zone. Prière de corriger ou de confirmer avec le QG. Attention ! Le prix unitaire d'achat (5000 Fcfa) de Café moulu en Kg (taille unique) est relativement élevé par rapport aux autres prix observés dans cette zone. Prière de corriger ou de confirmer avec le QG. Avertissement!! le prix unitaire (125 Fcfa) de Thé en sachet (unité: Sachets) de taille Moyen est très faible ou élevé. Prière de corriger ou de confirmer avec le QG. Avertissement!!! Le ménage a consommé 1 Bidon 20l taille unique de Huile d'arachide raffinée, cette quantité semble anormale pour une consommation des 7 derniers jours, prière de verifier et corriger. Avertissement!!! Le ménage a consommé 1 Seau de 10l taille unique de Pâte d'arachide, cette quantité semble anormale pour une consommation des 7 derniers jours, prière de verifier et corriger. Avertissement!!! Le ménage a consommé 10 Kg taille unique de Sucre en poudre , cette quantité semble anormale pour une consommation des 7 derniers jours.Prière de corriger ou de confirmer avec le QG. Le prix d'achat unitaire (60 Fcfa) de Sucre en poudre  en Kg de taille  taille unique  est très faible, prière de regarder les reponses prises dans les questions s07bq07a s07bq07b s07bq07c s07bq08 pour mieux corriger. Attention ! Le prix unitaire d'achat (60 Fcfa) de Sucre en poudre  en Kg (taille unique) est relativement faible par rapport aux autres prix observés dans cette zone. Prière de corriger ou de confirmer avec le QG. Attention ! Soupçons de quantité anormale! Le ménage de Babacar Cisse avec une taille de 12 personnes a consommé 10 Kg en taille unique de Sucre en poudre  qui est relativement élevé comme consommation par rapport à la condition de vie des autres ménages de même taille dans cette zone. Prière de corriger ou de confirmer avec le QG. Avertissement!!! Le ménage a consommé 10.5 Kg taille unique de Capitaine frais, cette quantité semble anormale pour une consommation des 7 derniers jours.Prière de corriger ou de confirmer avec le QG. Incohérence!! Dans ce ménage, chaque individus consomme par jour 22.7025 Kg  de cereale; Prière de revoir les quantités prises de ces produits. Le prix d'achat unitaire (100 Fcfa) de Mil en Kg de taille  taille unique  est très faible, prière de regarder les reponses prises dans les questions s07bq07a s07bq07b s07bq07c s07bq08 pour mieux corriger. Incohérence!! Dans ce ménage, chaque individus consomme par jour 22.7025 Kg  de cereale; Prière de revoir les quantités prises de ces produits. Le prix d'achat unitaire (75 Fcfa) de Maïs en grain en Kg de taille  taille unique  est très faible, prière de regarder les reponses prises dans les questions s07bq07a s07bq07b s07bq07c s07bq08 pour mieux corriger. Le ménage a consommé 1 Sac (25 Kg) taille unique de Sel, cette quantité semble anormale pour une consommation des 7 derniers jours. prière de verifier et corriger ou confirmer avec le QG. Difficile de consommer le Sel en Sac (25 Kg) taille unique prière de verifier. Le ménage a consommé 2 Sac (25 Kg) taille unique de Arachides séchées en coques, cette quantité semble anormale pour une consommation des 7 derniers jours. prière de verifier et corriger ou confirmer avec le QG. Le ménage a consommé 28 Sac (50 Kg) taille unique de Riz importé parfumé, cette quantité semble anormale pour une consommation des 7 derniers jours. prière de verifier et corriger ou confirmer avec le QG. Le prix d'achat unitaire (360 Fcfa) de Riz importé parfumé en Sac (50 Kg) de taille taille unique est très faible, prière de regarder les reponses prises dans les questions s07bq07a s07bq07b s07bq07c s07bq08 pour mieux corriger. Attention ! Le prix unitaire d'achat (360 Fcfa) de Riz importé parfumé en Sac (50 Kg) (taille unique) est relativement faible par rapport aux autres prix observés dans cette zone. Prière de corriger ou de confirmer avec le QG. Le prix d'achat unitaire (200 Fcfa) de Aubergine sauvage  en Kg de taille  taille unique  est très faible, prière de regarder les reponses prises dans les questions s07bq07a s07bq07b s07bq07c s07bq08 pour mieux corriger. Le prix d'achat unitaire (200 Fcfa) de Courge en Kg de taille  taille unique  est très faible, prière de regarder les reponses prises dans les questions s07bq07a s07bq07b s07bq07c s07bq08 pour mieux corriger.</w:t>
+        <w:t>- Attention ! Le prix unitaire d'achat (1000 Fcfa) de Feuilles de Fakoye (Feuille de corete) en Tas (Moyen) est relativement élevé par rapport aux autres prix observés dans cette zone. Prière de corriger ou de confirmer avec le QG. Attention ! Le prix unitaire d'achat (1000 Fcfa) de Oignon frais en Kg (taille unique) est relativement élevé par rapport aux autres prix observés dans cette zone. Prière de corriger ou de confirmer avec le QG. Attention ! Le prix unitaire d'achat (200 Fcfa) de Feuilles de patate en Sachets (Moyen) est relativement élevé par rapport aux autres prix observés dans cette zone. Prière de corriger ou de confirmer avec le QG. Attention ! Le prix unitaire d'achat (200 Fcfa) de Pain traditionnel (Baguette) en miche (Moyen) est relativement élevé par rapport aux autres prix observés dans cette zone. Prière de corriger ou de confirmer avec le QG. Attention ! Le prix unitaire d'achat (25 Fcfa) de Pain moderne (Baguette) en miche (Moyen) est relativement faible par rapport aux autres prix observés dans cette zone. Prière de corriger ou de confirmer avec le QG. Attention ! Soupçons de quantité anormale! Le ménage de Babacar Cisse avec une taille de 12 personnes a consommé 7 Kg en taille unique de Niébé/Haricots secs qui est relativement élevé comme consommation par rapport à la condition de vie des autres ménages de même taille dans cette zone. Prière de corriger ou de confirmer avec le QG. Avertissement!! le prix unitaire (125 Fcfa) de Thé en sachet (unité: Sachets) de taille Moyen est très faible ou élevé. Prière de corriger ou de confirmer avec le QG. Avertissement!!! Le ménage a consommé 1 Bidon 20l taille unique de Huile d'arachide raffinée, cette quantité semble anormale pour une consommation des 7 derniers jours, prière de verifier et corriger. Avertissement!!! Le ménage a consommé 1 Seau de 10l taille unique de Pâte d'arachide, cette quantité semble anormale pour une consommation des 7 derniers jours, prière de verifier et corriger. Avertissement!!! Le ménage a consommé 10 Kg taille unique de Sucre en poudre , cette quantité semble anormale pour une consommation des 7 derniers jours.Prière de corriger ou de confirmer avec le QG. Le prix d'achat unitaire (60 Fcfa) de Sucre en poudre  en Kg de taille  taille unique  est très faible, prière de regarder les reponses prises dans les questions s07bq07a s07bq07b s07bq07c s07bq08 pour mieux corriger. Attention ! Le prix unitaire d'achat (60 Fcfa) de Sucre en poudre  en Kg (taille unique) est relativement faible par rapport aux autres prix observés dans cette zone. Prière de corriger ou de confirmer avec le QG. Attention ! Soupçons de quantité anormale! Le ménage de Babacar Cisse avec une taille de 12 personnes a consommé 10 Kg en taille unique de Sucre en poudre  qui est relativement élevé comme consommation par rapport à la condition de vie des autres ménages de même taille dans cette zone. Prière de corriger ou de confirmer avec le QG. Avertissement!!! Le ménage a consommé 10.5 Kg taille unique de Capitaine frais, cette quantité semble anormale pour une consommation des 7 derniers jours.Prière de corriger ou de confirmer avec le QG. Incohérence!! Dans ce ménage, chaque individus consomme par jour 36.64595 Kg  de cereale; Prière de revoir les quantités prises de ces produits. Le prix d'achat unitaire (100 Fcfa) de Mil en Kg de taille  taille unique  est très faible, prière de regarder les reponses prises dans les questions s07bq07a s07bq07b s07bq07c s07bq08 pour mieux corriger. Attention ! Le prix unitaire d'achat (100 Fcfa) de Mil en Kg (taille unique) est relativement faible par rapport aux autres prix observés dans cette zone. Prière de corriger ou de confirmer avec le QG. Incohérence!! Dans ce ménage, chaque individus consomme par jour 36.64595 Kg  de cereale; Prière de revoir les quantités prises de ces produits. Le prix d'achat unitaire (75 Fcfa) de Maïs en grain en Kg de taille  taille unique  est très faible, prière de regarder les reponses prises dans les questions s07bq07a s07bq07b s07bq07c s07bq08 pour mieux corriger. Le ménage a consommé 1 Sac (25 Kg) taille unique de Sel, cette quantité semble anormale pour une consommation des 7 derniers jours. prière de verifier et corriger ou confirmer avec le QG. Difficile de consommer le Sel en Sac (25 Kg) taille unique prière de verifier. Le ménage a consommé 2 Sac (25 Kg) taille unique de Arachides séchées en coques, cette quantité semble anormale pour une consommation des 7 derniers jours. prière de verifier et corriger ou confirmer avec le QG. Le ménage a consommé 28 Sac (50 Kg) taille unique de Riz importé parfumé, cette quantité semble anormale pour une consommation des 7 derniers jours. prière de verifier et corriger ou confirmer avec le QG. Le prix d'achat unitaire (360 Fcfa) de Riz importé parfumé en Sac (50 Kg) de taille taille unique est très faible, prière de regarder les reponses prises dans les questions s07bq07a s07bq07b s07bq07c s07bq08 pour mieux corriger. Attention ! Le prix unitaire d'achat (360 Fcfa) de Riz importé parfumé en Sac (50 Kg) (taille unique) est relativement faible par rapport aux autres prix observés dans cette zone. Prière de corriger ou de confirmer avec le QG. Le prix d'achat unitaire (200 Fcfa) de Aubergine sauvage  en Kg de taille  taille unique  est très faible, prière de regarder les reponses prises dans les questions s07bq07a s07bq07b s07bq07c s07bq08 pour mieux corriger. Le prix d'achat unitaire (200 Fcfa) de Courge en Kg de taille  taille unique  est très faible, prière de regarder les reponses prises dans les questions s07bq07a s07bq07b s07bq07c s07bq08 pour mieux corriger.</w:t>
       </w:r>
     </w:p>
     <w:p>
@@ -1724,6 +1724,27 @@
           <w:sz w:val="20"/>
         </w:rPr>
         <w:t>- L'entreprise transport moto yaxi existe dit n'avoir pas fait la revente de marchandises achetées et revendues en état, aussi le montant obtenus sur la vente de produits transformés par l'entreprise  n'a reçu aucune somme sur les reventes (s10q46=0 &amp; s10q48=0 &amp; s10q50=0); alors s'agit-il de quelle entreprise ?</w:t>
+      </w:r>
+    </w:p>
+    <w:p>
+      <w:r>
+        <w:rPr>
+          <w:b/>
+          <w:color w:val="4672C4"/>
+          <w:sz w:val="22"/>
+        </w:rPr>
+        <w:t>&gt;&gt; Section12 - Actifs du menage</w:t>
+      </w:r>
+    </w:p>
+    <w:p>
+      <w:pPr>
+        <w:ind w:left="283"/>
+      </w:pPr>
+      <w:r>
+        <w:rPr>
+          <w:sz w:val="20"/>
+        </w:rPr>
+        <w:t>- Attention ! Lit a été revendu à 250000 Fcfa qui est relativement élevé par rapport aux autres prix de revente observés dans cette zone. Prière de corriger ou de confirmer avec le QG.</w:t>
       </w:r>
     </w:p>
     <w:p>
@@ -1830,7 +1851,7 @@
         <w:rPr>
           <w:sz w:val="20"/>
         </w:rPr>
-        <w:t xml:space="preserve">- Avertissement! Le prix de vente (7000 Fcfa) d'un Caprins (Chèvres) est trop petit ou élevé. Veuillez confirmer ces informations avec le QG ou apporter les corrections nécessaires.Attention ! Le ménage a vendu  5 Caprins (Chèvres) à 35000 donc un prix unitaire d'achat (7000 Fcfa) qui  est relativement faible par rapport aux autres prix observés dans cette zone. Prière de corriger ou de confirmer avec le QG. </w:t>
+        <w:t>- Avertissement! Le prix de vente (7000 Fcfa) d'un Caprins (Chèvres) est trop petit ou élevé. Veuillez confirmer ces informations avec le QG ou apporter les corrections nécessaires.</w:t>
         <w:br/>
         <w:t>- Le ménage est éléveur mais vous n'avez declaré aucun nombre dans le cheptel c'est-à-dire  s17q05=0. Incohérence!! Le nombre dans le cheptel est inféreur aux nombre qu'appartient aux ménages.</w:t>
       </w:r>
@@ -2351,7 +2372,7 @@
         <w:rPr>
           <w:sz w:val="20"/>
         </w:rPr>
-        <w:t>- La dernière fois que vous avez acheté Dattes est don et semble exister dans les modalités, prière de prendre attache avec le QG pour plus d'explication afin de la classer bien. Attention ! Le prix unitaire d'achat (100 Fcfa) de Poivre en Sachets (Tres petit) est relativement élevé par rapport aux autres prix observés dans cette zone. Prière de corriger ou de confirmer avec le QG. Attention ! Le prix unitaire d'achat (800 Fcfa) de Choux en Tas (Moyen) est relativement élevé par rapport aux autres prix observés dans cette zone. Prière de corriger ou de confirmer avec le QG. Avertissement!! La quantité (8.75 litre) du produit Huile d'arachide raffinée consommée  par le ménage semble très élevé, prière de corriger ou confirmer avec le QG. Avertissement!!! Le ménage a consommé 14 Morceau (Portion) Petit de Carpe séchée, cette quantité semble anormale pour une consommation des 7 derniers jours.Prière de corriger ou de confirmer avec le QG. Avertissement!!! Le ménage a consommé 14 Morceau (Portion) Petit de Mâchoiron séchée (Kon), cette quantité semble anormale pour une consommation des 7 derniers jours.Prière de corriger ou de confirmer avec le QG. Avertissement!!! Le ménage a consommé 7 Boite (Autre que la boite/pot de tomate) Petit de Thé en sachet, cette quantité semble anormale pour une consommation des 7 derniers jours.Les ménages consomment géneralement en sachet ou en paquet, prière de corriger ou de confirmer avec le QG. Avertissement!!!Le ménage a consommé 70 Morceau (Portion) de Moyen de Pain traditionnel (Baguette)  ce qui semble incoherent pour une consommation aucours des 7 derniers jours, prière de verifier et corriger. Difficile de consommer le Sel en Kg taille unique prière de verifier. Incohérence!! Dans ce ménage, chaque individus consomme par jour 20.56818 Kg  de cereale; Prière de revoir les quantités prises de ces produits.</w:t>
+        <w:t>- La dernière fois que vous avez acheté Dattes est don et semble exister dans les modalités, prière de prendre attache avec le QG pour plus d'explication afin de la classer bien. Attention ! Le prix unitaire d'achat (100 Fcfa) de Poivre en Sachets (Tres petit) est relativement élevé par rapport aux autres prix observés dans cette zone. Prière de corriger ou de confirmer avec le QG. Attention ! Le prix unitaire d'achat (300 Fcfa) de Courge en Pièce (Moyen) est relativement élevé par rapport aux autres prix observés dans cette zone. Prière de corriger ou de confirmer avec le QG. Attention ! Le prix unitaire d'achat (800 Fcfa) de Choux en Tas (Moyen) est relativement élevé par rapport aux autres prix observés dans cette zone. Prière de corriger ou de confirmer avec le QG. Avertissement!! La quantité (8.75 litre) du produit Huile d'arachide raffinée consommée  par le ménage semble très élevé, prière de corriger ou confirmer avec le QG. Avertissement!!! Le ménage a consommé 14 Morceau (Portion) Petit de Carpe séchée, cette quantité semble anormale pour une consommation des 7 derniers jours.Prière de corriger ou de confirmer avec le QG. Avertissement!!! Le ménage a consommé 14 Morceau (Portion) Petit de Mâchoiron séchée (Kon), cette quantité semble anormale pour une consommation des 7 derniers jours.Prière de corriger ou de confirmer avec le QG. Avertissement!!! Le ménage a consommé 7 Boite (Autre que la boite/pot de tomate) Petit de Thé en sachet, cette quantité semble anormale pour une consommation des 7 derniers jours.Les ménages consomment géneralement en sachet ou en paquet, prière de corriger ou de confirmer avec le QG. Attention ! Le prix unitaire d'achat (200 Fcfa) de Thé en sachet en Boite (Autre que la boite/pot de tomate) (Petit) est relativement élevé par rapport aux autres prix observés dans cette zone. Prière de corriger ou de confirmer avec le QG. Avertissement!!!Le ménage a consommé 70 Morceau (Portion) de Moyen de Pain traditionnel (Baguette)  ce qui semble incoherent pour une consommation aucours des 7 derniers jours, prière de verifier et corriger. Difficile de consommer le Sel en Kg taille unique prière de verifier. Incohérence!! Dans ce ménage, chaque individus consomme par jour 34.80844 Kg  de cereale; Prière de revoir les quantités prises de ces produits.</w:t>
       </w:r>
     </w:p>
     <w:p>
@@ -2442,6 +2463,8 @@
           <w:sz w:val="20"/>
         </w:rPr>
         <w:t xml:space="preserve">- Attention ! Hache/pioche a été revendu à 5000 Fcfa qui est relativement élevé par rapport aux autres prix de revente observés dans cette zone. Prière de corriger ou de confirmer avec le QG. </w:t>
+        <w:br/>
+        <w:t xml:space="preserve">- Attention ! Houe/daba/hilaire a été revendu à 2000 Fcfa qui est relativement élevé par rapport aux autres prix de revente observés dans cette zone. Prière de corriger ou de confirmer avec le QG. </w:t>
         <w:br/>
         <w:t>- Avertissement!! L'âge (60 ans)  de Semoir dans ce ménage semble être élevé, prière de corriger ou confirmer avec le QG.</w:t>
       </w:r>
@@ -2956,7 +2979,7 @@
         <w:rPr>
           <w:sz w:val="20"/>
         </w:rPr>
-        <w:t>- Attention ! Le prix unitaire d'achat (400 Fcfa) de Carotte en Tas (Moyen) est relativement élevé par rapport aux autres prix observés dans cette zone. Prière de corriger ou de confirmer avec le QG. Attention ! Le prix unitaire d'achat (50 Fcfa) de Pain traditionnel (Baguette) en miche (Moyen) est relativement faible par rapport aux autres prix observés dans cette zone. Prière de corriger ou de confirmer avec le QG. Attention ! Le prix unitaire d'achat (560 Fcfa) de Oignon frais en Tas (Moyen) est relativement élevé par rapport aux autres prix observés dans cette zone. Prière de corriger ou de confirmer avec le QG. Attention ! Le prix unitaire d'achat (600 Fcfa) de Ail en Tas (Moyen) est relativement élevé par rapport aux autres prix observés dans cette zone. Prière de corriger ou de confirmer avec le QG. Avertissement!! le prix unitaire (125 Fcfa) de Thé en sachet (unité: Sachets) de taille Moyen est très faible ou élevé. Prière de corriger ou de confirmer avec le QG. Avertissement!!! Le ménage a consommé 1 Bidon 20l taille unique de Huile d'arachide raffinée, cette quantité semble anormale pour une consommation des 7 derniers jours, prière de verifier et corriger. Avertissement!!! Le ménage a consommé 1 Seau de 20l taille unique de Pâte d'arachide, cette quantité semble anormale pour une consommation des 7 derniers jours, prière de verifier et corriger. Le ménage a consommé 1 Sac (25 Kg) taille unique de Sel, cette quantité semble anormale pour une consommation des 7 derniers jours. prière de verifier et corriger ou confirmer avec le QG. Difficile de consommer le Sel en Sac (25 Kg) taille unique prière de verifier. Le ménage a consommé 1 Sac (50 Kg) taille unique de Maïs en grain, cette quantité semble anormale pour une consommation des 7 derniers jours. prière de verifier et corriger ou confirmer avec le QG. Le ménage a consommé 1 Sac (50 Kg) taille unique de Mil, cette quantité semble anormale pour une consommation des 7 derniers jours. prière de verifier et corriger ou confirmer avec le QG. Le ménage a consommé 1 Sac (50 Kg) taille unique de Riz importé parfumé, cette quantité semble anormale pour une consommation des 7 derniers jours. prière de verifier et corriger ou confirmer avec le QG. Le prix d'achat unitaire (200 Fcfa) de Aubergine   en Kg de taille  taille unique  est très faible, prière de regarder les reponses prises dans les questions s07bq07a s07bq07b s07bq07c s07bq08 pour mieux corriger. Le prix d'achat unitaire (200 Fcfa) de Feuilles de patate en Kg de taille  taille unique  est très faible, prière de regarder les reponses prises dans les questions s07bq07a s07bq07b s07bq07c s07bq08 pour mieux corriger. Le prix d'achat unitaire (500 Fcfa) de Sucre en poudre  en Sac (5 Kg) de taille taille unique est très faible, prière de regarder les reponses prises dans les questions s07bq07a s07bq07b s07bq07c s07bq08 pour mieux corriger.</w:t>
+        <w:t>- Attention ! Le prix unitaire d'achat (1250 Fcfa) de Capitaine frais en Kg (taille unique) est relativement élevé par rapport aux autres prix observés dans cette zone. Prière de corriger ou de confirmer avec le QG. Attention ! Le prix unitaire d'achat (17.85714 Fcfa) de Pain moderne (Baguette) en miche (Moyen) est relativement faible par rapport aux autres prix observés dans cette zone. Prière de corriger ou de confirmer avec le QG. Attention ! Le prix unitaire d'achat (400 Fcfa) de Carotte en Tas (Moyen) est relativement élevé par rapport aux autres prix observés dans cette zone. Prière de corriger ou de confirmer avec le QG. Attention ! Le prix unitaire d'achat (50 Fcfa) de Pain traditionnel (Baguette) en miche (Moyen) est relativement faible par rapport aux autres prix observés dans cette zone. Prière de corriger ou de confirmer avec le QG. Attention ! Le prix unitaire d'achat (560 Fcfa) de Oignon frais en Tas (Moyen) est relativement élevé par rapport aux autres prix observés dans cette zone. Prière de corriger ou de confirmer avec le QG. Attention ! Le prix unitaire d'achat (600 Fcfa) de Ail en Tas (Moyen) est relativement élevé par rapport aux autres prix observés dans cette zone. Prière de corriger ou de confirmer avec le QG. Avertissement!! le prix unitaire (125 Fcfa) de Thé en sachet (unité: Sachets) de taille Moyen est très faible ou élevé. Prière de corriger ou de confirmer avec le QG. Avertissement!!! Le ménage a consommé 1 Bidon 20l taille unique de Huile d'arachide raffinée, cette quantité semble anormale pour une consommation des 7 derniers jours, prière de verifier et corriger. Avertissement!!! Le ménage a consommé 1 Seau de 20l taille unique de Pâte d'arachide, cette quantité semble anormale pour une consommation des 7 derniers jours, prière de verifier et corriger. Le ménage a consommé 1 Sac (25 Kg) taille unique de Sel, cette quantité semble anormale pour une consommation des 7 derniers jours. prière de verifier et corriger ou confirmer avec le QG. Difficile de consommer le Sel en Sac (25 Kg) taille unique prière de verifier. Le ménage a consommé 1 Sac (50 Kg) taille unique de Maïs en grain, cette quantité semble anormale pour une consommation des 7 derniers jours. prière de verifier et corriger ou confirmer avec le QG. Le ménage a consommé 1 Sac (50 Kg) taille unique de Mil, cette quantité semble anormale pour une consommation des 7 derniers jours. prière de verifier et corriger ou confirmer avec le QG. Le ménage a consommé 1 Sac (50 Kg) taille unique de Riz importé parfumé, cette quantité semble anormale pour une consommation des 7 derniers jours. prière de verifier et corriger ou confirmer avec le QG. Le prix d'achat unitaire (200 Fcfa) de Aubergine   en Kg de taille  taille unique  est très faible, prière de regarder les reponses prises dans les questions s07bq07a s07bq07b s07bq07c s07bq08 pour mieux corriger. Le prix d'achat unitaire (200 Fcfa) de Feuilles de patate en Kg de taille  taille unique  est très faible, prière de regarder les reponses prises dans les questions s07bq07a s07bq07b s07bq07c s07bq08 pour mieux corriger. Le prix d'achat unitaire (500 Fcfa) de Sucre en poudre  en Sac (5 Kg) de taille taille unique est très faible, prière de regarder les reponses prises dans les questions s07bq07a s07bq07b s07bq07c s07bq08 pour mieux corriger.</w:t>
       </w:r>
     </w:p>
     <w:p>
@@ -3040,6 +3063,8 @@
         <w:rPr>
           <w:sz w:val="20"/>
         </w:rPr>
+        <w:t xml:space="preserve">- Attention ! Bonbonne de gaz a été achété à 4000 Fcfa est relativement faible par rapport aux autres prix d'achat observés dans cette zone. Prière de corriger ou de confirmer avec le QG. </w:t>
+        <w:br/>
         <w:t xml:space="preserve">- Le prix de revente de l'article  Armoires et autres meubles ne doit pas être égal 0 même si le ménage l'a reçu en cadeau prière de leurs aider à faire une estimations. </w:t>
         <w:br/>
         <w:t xml:space="preserve">- Le prix de revente de l'article  Lit ne doit pas être égal 0 même si le ménage l'a reçu en cadeau prière de leurs aider à faire une estimations. </w:t>
@@ -3165,7 +3190,7 @@
         <w:br/>
         <w:t xml:space="preserve">- Avertissement!! L'âge (25 ans)  de Semoir dans ce ménage semble être élevé, prière de corriger ou confirmer avec le QG. Incohérence!! Le prix de revente de Semoir dans cette section 19 ne doit pas être égal 0 même si le ménage l'a reçu en cadeau prière de leurs aider à faire une estimation. </w:t>
         <w:br/>
-        <w:t xml:space="preserve">- Incohérence!! Le prix de revente de Houe asine dans cette section 19 ne doit pas être égal 0 même si le ménage l'a reçu en cadeau prière de leurs aider à faire une estimation. </w:t>
+        <w:t xml:space="preserve">- Incohérence!! Le prix de revente de Houe asine dans cette section 19 ne doit pas être égal 0 même si le ménage l'a reçu en cadeau prière de leurs aider à faire une estimation. Attention ! Houe asine a été achété à 100000 Fcfa est relativement élevé par rapport aux autres prix d'achat observés dans cette zone. Prière de corriger ou de confirmer avec le QG. </w:t>
         <w:br/>
         <w:t>- Incohérence!! Le prix de revente de Houe/daba/hilaire dans cette section 19 ne doit pas être égal 0 même si le ménage l'a reçu en cadeau prière de leurs aider à faire une estimation. Attention ! Houe/daba/hilaire a été achété à 100000 Fcfa est relativement élevé par rapport aux autres prix d'achat observés dans cette zone. Prière de corriger ou de confirmer avec le QG.</w:t>
       </w:r>
@@ -3660,7 +3685,7 @@
         <w:rPr>
           <w:sz w:val="20"/>
         </w:rPr>
-        <w:t>- Attention ! Le prix unitaire d'achat (1500 Fcfa) de Pastèque en Pièce (Moyen) est relativement élevé par rapport aux autres prix observés dans cette zone. Prière de corriger ou de confirmer avec le QG. Attention ! Le prix unitaire d'achat (166.6667 Fcfa) de Piment frais en Tas (Moyen) est relativement élevé par rapport aux autres prix observés dans cette zone. Prière de corriger ou de confirmer avec le QG. Attention ! Le prix unitaire d'achat (225 Fcfa) de Poireau en Tas (Moyen) est relativement élevé par rapport aux autres prix observés dans cette zone. Prière de corriger ou de confirmer avec le QG. Attention ! Le prix unitaire d'achat (250 Fcfa) de Mâchoiron séchée (Kon) en Kg (taille unique) est relativement faible par rapport aux autres prix observés dans cette zone. Prière de corriger ou de confirmer avec le QG. Attention ! Le prix unitaire d'achat (50 Fcfa) de Pain traditionnel (Baguette) en miche (Moyen) est relativement faible par rapport aux autres prix observés dans cette zone. Prière de corriger ou de confirmer avec le QG. Attention ! Le prix unitaire d'achat (500 Fcfa) de Cube alimentaire (Maggi, Jumbo, ) en Cube (Moyen) est relativement élevé par rapport aux autres prix observés dans cette zone. Prière de corriger ou de confirmer avec le QG. Avertissement!! le prix unitaire (125 Fcfa) de Thé en sachet (unité: Sachets) de taille Moyen est très faible ou élevé. Prière de corriger ou de confirmer avec le QG. Avertissement!!! Le ménage a consommé 1 Bidon 20l taille unique de Huile de palme raffinée, cette quantité semble anormale pour une consommation des 7 derniers jours, prière de verifier et corriger. Avertissement!!! Le ménage a consommé 1 Seau de 10l taille unique de Pâte d'arachide, cette quantité semble anormale pour une consommation des 7 derniers jours, prière de verifier et corriger. Avertissement!!! Le ménage a consommé 10 Sachets industriel Moyen de Caramel, bonbons, confiseries, etc., cette quantité semble anormale pour une consommation des 7 derniers jours.Prière de corriger ou de confirmer avec le QG. Avertissement!!!Le ménage a consommé 49 Kg de taille unique de Mil  ce qui semble incoherent pour une consommation aucours des 7 derniers jours, prière de verifier et corriger. Incohérence!! Dans ce ménage, chaque individus consomme par jour 17.48528 Kg  de cereale; Prière de revoir les quantités prises de ces produits. Incohérence!! Dans ce ménage, chaque individus consomme par jour 17.48528 Kg  de cereale; Prière de revoir les quantités prises de ces produits. Le prix d'achat unitaire (150 Fcfa) de Maïs en grain en Kg de taille  taille unique  est très faible, prière de regarder les reponses prises dans les questions s07bq07a s07bq07b s07bq07c s07bq08 pour mieux corriger. Le ménage a consommé 1 Sac (25 Kg) taille unique de Sel, cette quantité semble anormale pour une consommation des 7 derniers jours. prière de verifier et corriger ou confirmer avec le QG. Difficile de consommer le Sel en Sac (25 Kg) taille unique prière de verifier. Le ménage a consommé 1 Sac (50 Kg) taille unique de Riz importé parfumé, cette quantité semble anormale pour une consommation des 7 derniers jours. prière de verifier et corriger ou confirmer avec le QG.</w:t>
+        <w:t>- Attention ! Le prix unitaire d'achat (140 Fcfa) de Aubergine   en Tas (Moyen) est relativement élevé par rapport aux autres prix observés dans cette zone. Prière de corriger ou de confirmer avec le QG. Attention ! Le prix unitaire d'achat (1500 Fcfa) de Pastèque en Pièce (Moyen) est relativement élevé par rapport aux autres prix observés dans cette zone. Prière de corriger ou de confirmer avec le QG. Attention ! Le prix unitaire d'achat (166.6667 Fcfa) de Piment frais en Tas (Moyen) est relativement élevé par rapport aux autres prix observés dans cette zone. Prière de corriger ou de confirmer avec le QG. Attention ! Le prix unitaire d'achat (200 Fcfa) de Carotte en Tas (Moyen) est relativement élevé par rapport aux autres prix observés dans cette zone. Prière de corriger ou de confirmer avec le QG. Attention ! Le prix unitaire d'achat (225 Fcfa) de Poireau en Tas (Moyen) est relativement élevé par rapport aux autres prix observés dans cette zone. Prière de corriger ou de confirmer avec le QG. Attention ! Le prix unitaire d'achat (250 Fcfa) de Mâchoiron séchée (Kon) en Kg (taille unique) est relativement faible par rapport aux autres prix observés dans cette zone. Prière de corriger ou de confirmer avec le QG. Attention ! Le prix unitaire d'achat (41.66667 Fcfa) de Pain moderne (Baguette) en miche (Moyen) est relativement faible par rapport aux autres prix observés dans cette zone. Prière de corriger ou de confirmer avec le QG. Attention ! Le prix unitaire d'achat (50 Fcfa) de Pain traditionnel (Baguette) en miche (Moyen) est relativement faible par rapport aux autres prix observés dans cette zone. Prière de corriger ou de confirmer avec le QG. Attention ! Le prix unitaire d'achat (500 Fcfa) de Cube alimentaire (Maggi, Jumbo, ) en Cube (Moyen) est relativement élevé par rapport aux autres prix observés dans cette zone. Prière de corriger ou de confirmer avec le QG. Avertissement!! le prix unitaire (125 Fcfa) de Thé en sachet (unité: Sachets) de taille Moyen est très faible ou élevé. Prière de corriger ou de confirmer avec le QG. Avertissement!!! Le ménage a consommé 1 Bidon 20l taille unique de Huile de palme raffinée, cette quantité semble anormale pour une consommation des 7 derniers jours, prière de verifier et corriger. Avertissement!!! Le ménage a consommé 1 Seau de 10l taille unique de Pâte d'arachide, cette quantité semble anormale pour une consommation des 7 derniers jours, prière de verifier et corriger. Avertissement!!! Le ménage a consommé 10 Sachets industriel Moyen de Caramel, bonbons, confiseries, etc., cette quantité semble anormale pour une consommation des 7 derniers jours.Prière de corriger ou de confirmer avec le QG. Avertissement!!!Le ménage a consommé 49 Kg de taille unique de Mil  ce qui semble incoherent pour une consommation aucours des 7 derniers jours, prière de verifier et corriger. Incohérence!! Dans ce ménage, chaque individus consomme par jour 33.14868 Kg  de cereale; Prière de revoir les quantités prises de ces produits. Incohérence!! Dans ce ménage, chaque individus consomme par jour 33.14868 Kg  de cereale; Prière de revoir les quantités prises de ces produits. Le prix d'achat unitaire (150 Fcfa) de Maïs en grain en Kg de taille  taille unique  est très faible, prière de regarder les reponses prises dans les questions s07bq07a s07bq07b s07bq07c s07bq08 pour mieux corriger. Le ménage a consommé 1 Sac (25 Kg) taille unique de Sel, cette quantité semble anormale pour une consommation des 7 derniers jours. prière de verifier et corriger ou confirmer avec le QG. Difficile de consommer le Sel en Sac (25 Kg) taille unique prière de verifier. Le ménage a consommé 1 Sac (50 Kg) taille unique de Riz importé parfumé, cette quantité semble anormale pour une consommation des 7 derniers jours. prière de verifier et corriger ou confirmer avec le QG.</w:t>
       </w:r>
     </w:p>
     <w:p>
@@ -4379,7 +4404,7 @@
         <w:rPr>
           <w:sz w:val="20"/>
         </w:rPr>
-        <w:t>- Attention ! Le prix unitaire d'achat (100 Fcfa) de Piment séché en Sachets (Petit) est relativement élevé par rapport aux autres prix observés dans cette zone. Prière de corriger ou de confirmer avec le QG. Attention ! Le prix unitaire d'achat (1000 Fcfa) de Oignon frais en Kg (taille unique) est relativement élevé par rapport aux autres prix observés dans cette zone. Prière de corriger ou de confirmer avec le QG. Attention ! Le prix unitaire d'achat (2000 Fcfa) de Mâchoiron séchée (Kon) en Kg (taille unique) est relativement élevé par rapport aux autres prix observés dans cette zone. Prière de corriger ou de confirmer avec le QG. Attention ! Le prix unitaire d'achat (25 Fcfa) de Cube alimentaire (Maggi, Jumbo, ) en Cube (Petit) est relativement faible par rapport aux autres prix observés dans cette zone. Prière de corriger ou de confirmer avec le QG. Attention ! Le prix unitaire d'achat (500 Fcfa) de Concentré de tomate en Sachets (Moyen) est relativement élevé par rapport aux autres prix observés dans cette zone. Prière de corriger ou de confirmer avec le QG. Attention ! Le prix unitaire d'achat (500 Fcfa) de Poivre en Sachets (Petit) est relativement élevé par rapport aux autres prix observés dans cette zone. Prière de corriger ou de confirmer avec le QG. Attention ! Soupçons de quantité anormale! Le ménage de ABIB GAYE avec une taille de 9 personnes a consommé 7 Kg en taille unique de Sucre en poudre  qui est relativement élevé comme consommation par rapport à la condition de vie des autres ménages de même taille dans cette zone. Prière de corriger ou de confirmer avec le QG. Avertissement!! La quantité (11.75 litre) du produit Huile d'arachide raffinée consommée  par le ménage semble très élevé, prière de corriger ou confirmer avec le QG. Avertissement!!! Le ménage a consommé 10 Paquet Tres petit de Thé en sachet, cette quantité semble anormale pour une consommation des 7 derniers jours.Prière de corriger ou de confirmer avec le QG. Avertissement!! le prix unitaire (200 Fcfa) de Thé en sachet (unité: Paquet) de taille Tres petit est très faible ou élevé. Prière de corriger ou de confirmer avec le QG. Avertissement!!!Le ménage a consommé 63 Morceau (Portion) de Petit de Pain traditionnel (Baguette)  ce qui semble incoherent pour une consommation aucours des 7 derniers jours, prière de verifier et corriger. Incohérence!! Dans ce ménage, chaque individus consomme par jour 26.96381 Kg  de cereale; Prière de revoir les quantités prises de ces produits. Incohérence!! Dans ce ménage, chaque individus consomme par jour 26.96381 Kg  de cereale; Prière de revoir les quantités prises de ces produits. Incohérence!! Dans ce ménage, chaque individus consomme par jour 26.96381 Kg  de cereale; Prière de revoir les quantités prises de ces produits. Le prix d'achat unitaire (142.8571 Fcfa) de Capitaine frais en Kg de taille  taille unique  est très faible, prière de regarder les reponses prises dans les questions s07bq07a s07bq07b s07bq07c s07bq08 pour mieux corriger. Attention ! Le prix unitaire d'achat (142.8571 Fcfa) de Capitaine frais en Kg (taille unique) est relativement faible par rapport aux autres prix observés dans cette zone. Prière de corriger ou de confirmer avec le QG. Le prix d'achat unitaire (200 Fcfa) de Sel en Sac (5 Kg) de taille taille unique est très faible, prière de regarder les reponses prises dans les questions s07bq07a s07bq07b s07bq07c s07bq08 pour mieux corriger.</w:t>
+        <w:t>- Attention ! Le prix unitaire d'achat (1000 Fcfa) de Oignon frais en Kg (taille unique) est relativement élevé par rapport aux autres prix observés dans cette zone. Prière de corriger ou de confirmer avec le QG. Attention ! Le prix unitaire d'achat (2000 Fcfa) de Mâchoiron séchée (Kon) en Kg (taille unique) est relativement élevé par rapport aux autres prix observés dans cette zone. Prière de corriger ou de confirmer avec le QG. Attention ! Le prix unitaire d'achat (25 Fcfa) de Cube alimentaire (Maggi, Jumbo, ) en Cube (Petit) est relativement faible par rapport aux autres prix observés dans cette zone. Prière de corriger ou de confirmer avec le QG. Attention ! Le prix unitaire d'achat (500 Fcfa) de Concentré de tomate en Sachets (Moyen) est relativement élevé par rapport aux autres prix observés dans cette zone. Prière de corriger ou de confirmer avec le QG. Attention ! Le prix unitaire d'achat (500 Fcfa) de Poivre en Sachets (Petit) est relativement élevé par rapport aux autres prix observés dans cette zone. Prière de corriger ou de confirmer avec le QG. Attention ! Soupçons de quantité anormale! Le ménage de ABIB GAYE avec une taille de 9 personnes a consommé 7 Kg en taille unique de Sucre en poudre  qui est relativement élevé comme consommation par rapport à la condition de vie des autres ménages de même taille dans cette zone. Prière de corriger ou de confirmer avec le QG. Avertissement!! La quantité (11.75 litre) du produit Huile d'arachide raffinée consommée  par le ménage semble très élevé, prière de corriger ou confirmer avec le QG. Avertissement!!! Le ménage a consommé 10 Paquet Tres petit de Thé en sachet, cette quantité semble anormale pour une consommation des 7 derniers jours.Prière de corriger ou de confirmer avec le QG. Avertissement!! le prix unitaire (200 Fcfa) de Thé en sachet (unité: Paquet) de taille Tres petit est très faible ou élevé. Prière de corriger ou de confirmer avec le QG. Avertissement!!!Le ménage a consommé 63 Morceau (Portion) de Petit de Pain traditionnel (Baguette)  ce qui semble incoherent pour une consommation aucours des 7 derniers jours, prière de verifier et corriger. Incohérence!! Dans ce ménage, chaque individus consomme par jour 43.73111 Kg  de cereale; Prière de revoir les quantités prises de ces produits. Incohérence!! Dans ce ménage, chaque individus consomme par jour 43.73111 Kg  de cereale; Prière de revoir les quantités prises de ces produits. Incohérence!! Dans ce ménage, chaque individus consomme par jour 43.73111 Kg  de cereale; Prière de revoir les quantités prises de ces produits. Le prix d'achat unitaire (142.8571 Fcfa) de Capitaine frais en Kg de taille  taille unique  est très faible, prière de regarder les reponses prises dans les questions s07bq07a s07bq07b s07bq07c s07bq08 pour mieux corriger. Attention ! Le prix unitaire d'achat (142.8571 Fcfa) de Capitaine frais en Kg (taille unique) est relativement faible par rapport aux autres prix observés dans cette zone. Prière de corriger ou de confirmer avec le QG. Le prix d'achat unitaire (200 Fcfa) de Sel en Sac (5 Kg) de taille taille unique est très faible, prière de regarder les reponses prises dans les questions s07bq07a s07bq07b s07bq07c s07bq08 pour mieux corriger. Attention ! Le prix unitaire d'achat (200 Fcfa) de Sel en Sac (5 Kg) (taille unique) est relativement faible par rapport aux autres prix observés dans cette zone. Prière de corriger ou de confirmer avec le QG.</w:t>
       </w:r>
     </w:p>
     <w:p>
@@ -4442,7 +4467,11 @@
         <w:rPr>
           <w:sz w:val="20"/>
         </w:rPr>
-        <w:t>- Attention ! Fer à repasser à charbon a été achété à 10000 Fcfa est relativement élevé par rapport aux autres prix d'achat observés dans cette zone. Prière de corriger ou de confirmer avec le QG.</w:t>
+        <w:t xml:space="preserve">- Attention ! Armoires et autres meubles a été revendu à 300000 Fcfa qui est relativement élevé par rapport aux autres prix de revente observés dans cette zone. Prière de corriger ou de confirmer avec le QG. </w:t>
+        <w:br/>
+        <w:t xml:space="preserve">- Attention ! Fer à repasser à charbon a été achété à 10000 Fcfa est relativement élevé par rapport aux autres prix d'achat observés dans cette zone. Prière de corriger ou de confirmer avec le QG. </w:t>
+        <w:br/>
+        <w:t>- Attention ! Lit a été revendu à 250000 Fcfa qui est relativement élevé par rapport aux autres prix de revente observés dans cette zone. Prière de corriger ou de confirmer avec le QG.</w:t>
       </w:r>
     </w:p>
     <w:p>
@@ -4555,6 +4584,8 @@
         <w:rPr>
           <w:sz w:val="20"/>
         </w:rPr>
+        <w:t xml:space="preserve">- Attention ! Houe/daba/hilaire a été revendu à 2000 Fcfa qui est relativement élevé par rapport aux autres prix de revente observés dans cette zone. Prière de corriger ou de confirmer avec le QG. </w:t>
+        <w:br/>
         <w:t>- Le ménage a utilisé Bascule qu'il ne possède pas mais qui a loué auprès d'une coopérative ou d'un autre ménage, il a payé 0 FCFA. Prière de fournir d'effort pour estimer la valeur payé après utilisation. Le ménage a utilisé Bascule qu'il ne possède pas mais a loué auprès d'une coopérative ou d'un autre ménage et a payé (0 FCFA) qui semble élevé ou faible, prière de corriger ou confirmer auprès du QG.</w:t>
       </w:r>
     </w:p>
@@ -5048,7 +5079,7 @@
         <w:rPr>
           <w:sz w:val="20"/>
         </w:rPr>
-        <w:t>- Attention ! Le prix unitaire d'achat (150 Fcfa) de Pain traditionnel (Baguette) en miche (Moyen) est relativement élevé par rapport aux autres prix observés dans cette zone. Prière de corriger ou de confirmer avec le QG. Attention ! Le prix unitaire d'achat (1500 Fcfa) de Pastèque en Pièce (Moyen) est relativement élevé par rapport aux autres prix observés dans cette zone. Prière de corriger ou de confirmer avec le QG. Attention ! Le prix unitaire d'achat (2500 Fcfa) de Café moulu en Kg (taille unique) est relativement faible par rapport aux autres prix observés dans cette zone. Prière de corriger ou de confirmer avec le QG. Attention ! Le prix unitaire d'achat (50 Fcfa) de Beignets de farine de boulangerie en Sachets (Moyen) est relativement faible par rapport aux autres prix observés dans cette zone. Prière de corriger ou de confirmer avec le QG.  La dernière fois que vous avez acheté Beignets de farine de boulangerie est devant la porte de la maison et semble exister dans les modalités, prière de prendre attache avec le QG pour plus d'explication afin de la classer bien. Attention ! Le prix unitaire d'achat (500 Fcfa) de Poivron frais en Tas (Moyen) est relativement élevé par rapport aux autres prix observés dans cette zone. Prière de corriger ou de confirmer avec le QG. Attention ! Le prix unitaire d'achat (700 Fcfa) de Pomme de terre en Tas (Moyen) est relativement élevé par rapport aux autres prix observés dans cette zone. Prière de corriger ou de confirmer avec le QG. Attention ! Le prix unitaire d'achat (933.3333 Fcfa) de Aubergine sauvage  en Kg (taille unique) est relativement élevé par rapport aux autres prix observés dans cette zone. Prière de corriger ou de confirmer avec le QG. Avertissement!!! Le ménage a consommé 1 Seau de 10l taille unique de Pâte d'arachide, cette quantité semble anormale pour une consommation des 7 derniers jours, prière de verifier et corriger. Avertissement!!! Le ménage a consommé 7 Paquet Moyen de Thé en sachet, cette quantité semble anormale pour une consommation des 7 derniers jours.Prière de corriger ou de confirmer avec le QG. Avertissement!! le prix unitaire (125 Fcfa) de Thé en sachet (unité: Paquet) de taille Moyen est très faible ou élevé. Prière de corriger ou de confirmer avec le QG. Incohérence!! Dans ce ménage, chaque individus consomme par jour 5.395408 Kg  de cereale; Prière de revoir les quantités prises de ces produits. Le ménage a consommé 1 Sac (50 Kg) taille unique de Riz local Gambiaka, cette quantité semble anormale pour une consommation des 7 derniers jours. prière de verifier et corriger ou confirmer avec le QG. Le ménage a consommé 2 Sac (25 Kg) taille unique de Niébé/Haricots secs, cette quantité semble anormale pour une consommation des 7 derniers jours. prière de verifier et corriger ou confirmer avec le QG. Le prix d'achat unitaire (140 Fcfa) de Patate douce en Kg de taille  taille unique  est très faible, prière de regarder les reponses prises dans les questions s07bq07a s07bq07b s07bq07c s07bq08 pour mieux corriger. Le prix d'achat unitaire (1500 Fcfa) de Sel en Sac (10 Kg) de taille taille unique est très faible, prière de regarder les reponses prises dans les questions s07bq07a s07bq07b s07bq07c s07bq08 pour mieux corriger. Difficile de consommer le Sel en Sac (10 Kg) taille unique prière de verifier.</w:t>
+        <w:t>- Attention ! Le prix unitaire d'achat (1200 Fcfa) de Capitaine frais en Kg (taille unique) est relativement élevé par rapport aux autres prix observés dans cette zone. Prière de corriger ou de confirmer avec le QG. Attention ! Le prix unitaire d'achat (150 Fcfa) de Pain traditionnel (Baguette) en miche (Moyen) est relativement élevé par rapport aux autres prix observés dans cette zone. Prière de corriger ou de confirmer avec le QG. Attention ! Le prix unitaire d'achat (1500 Fcfa) de Pastèque en Pièce (Moyen) est relativement élevé par rapport aux autres prix observés dans cette zone. Prière de corriger ou de confirmer avec le QG. Attention ! Le prix unitaire d'achat (200 Fcfa) de Ail en Morceau (Portion) (Moyen) est relativement élevé par rapport aux autres prix observés dans cette zone. Prière de corriger ou de confirmer avec le QG. Attention ! Le prix unitaire d'achat (50 Fcfa) de Beignets de farine de boulangerie en Sachets (Moyen) est relativement faible par rapport aux autres prix observés dans cette zone. Prière de corriger ou de confirmer avec le QG.  La dernière fois que vous avez acheté Beignets de farine de boulangerie est devant la porte de la maison et semble exister dans les modalités, prière de prendre attache avec le QG pour plus d'explication afin de la classer bien. Attention ! Le prix unitaire d'achat (500 Fcfa) de Poivron frais en Tas (Moyen) est relativement élevé par rapport aux autres prix observés dans cette zone. Prière de corriger ou de confirmer avec le QG. Attention ! Le prix unitaire d'achat (700 Fcfa) de Pomme de terre en Tas (Moyen) est relativement élevé par rapport aux autres prix observés dans cette zone. Prière de corriger ou de confirmer avec le QG. Attention ! Le prix unitaire d'achat (933.3333 Fcfa) de Aubergine sauvage  en Kg (taille unique) est relativement élevé par rapport aux autres prix observés dans cette zone. Prière de corriger ou de confirmer avec le QG. Avertissement!!! Le ménage a consommé 1 Seau de 10l taille unique de Pâte d'arachide, cette quantité semble anormale pour une consommation des 7 derniers jours, prière de verifier et corriger. Avertissement!!! Le ménage a consommé 7 Paquet Moyen de Thé en sachet, cette quantité semble anormale pour une consommation des 7 derniers jours.Prière de corriger ou de confirmer avec le QG. Avertissement!! le prix unitaire (125 Fcfa) de Thé en sachet (unité: Paquet) de taille Moyen est très faible ou élevé. Prière de corriger ou de confirmer avec le QG. Incohérence!! Dans ce ménage, chaque individus consomme par jour 9.197653 Kg  de cereale; Prière de revoir les quantités prises de ces produits. Le ménage a consommé 1 Sac (50 Kg) taille unique de Riz local Gambiaka, cette quantité semble anormale pour une consommation des 7 derniers jours. prière de verifier et corriger ou confirmer avec le QG. Le ménage a consommé 2 Sac (25 Kg) taille unique de Niébé/Haricots secs, cette quantité semble anormale pour une consommation des 7 derniers jours. prière de verifier et corriger ou confirmer avec le QG. Le prix d'achat unitaire (140 Fcfa) de Patate douce en Kg de taille  taille unique  est très faible, prière de regarder les reponses prises dans les questions s07bq07a s07bq07b s07bq07c s07bq08 pour mieux corriger. Le prix d'achat unitaire (1500 Fcfa) de Sel en Sac (10 Kg) de taille taille unique est très faible, prière de regarder les reponses prises dans les questions s07bq07a s07bq07b s07bq07c s07bq08 pour mieux corriger. Difficile de consommer le Sel en Sac (10 Kg) taille unique prière de verifier. Attention ! Le prix unitaire d'achat (1500 Fcfa) de Sel en Sac (10 Kg) (taille unique) est relativement élevé par rapport aux autres prix observés dans cette zone. Prière de corriger ou de confirmer avec le QG.</w:t>
       </w:r>
     </w:p>
     <w:p>
@@ -5749,7 +5780,7 @@
         <w:rPr>
           <w:sz w:val="20"/>
         </w:rPr>
-        <w:t>- Attention ! Le prix unitaire d'achat (100 Fcfa) de Ail en Gousse (Petit) est relativement élevé par rapport aux autres prix observés dans cette zone. Prière de corriger ou de confirmer avec le QG. Attention ! Le prix unitaire d'achat (100 Fcfa) de Poivre en Sachets (Petit) est relativement élevé par rapport aux autres prix observés dans cette zone. Prière de corriger ou de confirmer avec le QG. Attention ! Le prix unitaire d'achat (100 Fcfa) de Soumbala (moutarde africaine) en Sachets (Petit) est relativement élevé par rapport aux autres prix observés dans cette zone. Prière de corriger ou de confirmer avec le QG. Attention ! Le prix unitaire d'achat (1000 Fcfa) de Niébé/Haricots secs en Kg (taille unique) est relativement élevé par rapport aux autres prix observés dans cette zone. Prière de corriger ou de confirmer avec le QG. Attention ! Le prix unitaire d'achat (20 Fcfa) de Cube alimentaire (Maggi, Jumbo, ) en Cube (Petit) est relativement faible par rapport aux autres prix observés dans cette zone. Prière de corriger ou de confirmer avec le QG. Attention ! Le prix unitaire d'achat (2000 Fcfa) de Mâchoiron séchée (Kon) en Kg (taille unique) est relativement élevé par rapport aux autres prix observés dans cette zone. Prière de corriger ou de confirmer avec le QG. Attention ! Le prix unitaire d'achat (400 Fcfa) de Courge en Pièce (Moyen) est relativement élevé par rapport aux autres prix observés dans cette zone. Prière de corriger ou de confirmer avec le QG. Attention ! Soupçons de quantité anormale! Le ménage de ALIOU DIENG avec une taille de 11 personnes a consommé 7 Kg en taille unique de Capitaine frais qui est relativement élevé comme consommation par rapport à la condition de vie des autres ménages de même taille dans cette zone. Prière de corriger ou de confirmer avec le QG. Attention ! Soupçons de quantité anormale! Le ménage de ALIOU DIENG avec une taille de 11 personnes a consommé 7 Kg en taille unique de Sucre en poudre  qui est relativement élevé comme consommation par rapport à la condition de vie des autres ménages de même taille dans cette zone. Prière de corriger ou de confirmer avec le QG. Avertissement!! La quantité (10 litre) du produit Huile d'arachide raffinée consommée  par le ménage semble très élevé, prière de corriger ou confirmer avec le QG. Avertissement!!! Le ménage a consommé 7 Paquet Petit de Thé en sachet, cette quantité semble anormale pour une consommation des 7 derniers jours.Prière de corriger ou de confirmer avec le QG. Avertissement!! le prix unitaire (100 Fcfa) de Thé en sachet (unité: Paquet) de taille Petit est très faible ou élevé. Prière de corriger ou de confirmer avec le QG. Avertissement!!! Le ménage a consommé 8 Kg taille unique de Fruit de baobab (pain de singe), cette quantité semble anormale pour une consommation des 7 derniers jours.Prière de corriger ou de confirmer avec le QG. Incohérence!! Dans ce ménage, chaque individus consomme par jour 25.41234 Kg  de cereale; Prière de revoir les quantités prises de ces produits. Incohérence!! Dans ce ménage, chaque individus consomme par jour 25.41234 Kg  de cereale; Prière de revoir les quantités prises de ces produits. Incohérence!! Dans ce ménage, chaque individus consomme par jour 25.41234 Kg  de cereale; Prière de revoir les quantités prises de ces produits. Le prix d'achat unitaire (225 Fcfa) de Maïs en grain en Kg de taille  taille unique  est très faible, prière de regarder les reponses prises dans les questions s07bq07a s07bq07b s07bq07c s07bq08 pour mieux corriger. Le prix d'achat unitaire (1000 Fcfa) de Sel en Sac (10 Kg) de taille taille unique est très faible, prière de regarder les reponses prises dans les questions s07bq07a s07bq07b s07bq07c s07bq08 pour mieux corriger.</w:t>
+        <w:t>- Attention ! Le prix unitaire d'achat (100 Fcfa) de Poivre en Sachets (Petit) est relativement élevé par rapport aux autres prix observés dans cette zone. Prière de corriger ou de confirmer avec le QG. Attention ! Le prix unitaire d'achat (100 Fcfa) de Soumbala (moutarde africaine) en Sachets (Petit) est relativement élevé par rapport aux autres prix observés dans cette zone. Prière de corriger ou de confirmer avec le QG. Attention ! Le prix unitaire d'achat (1000 Fcfa) de Niébé/Haricots secs en Kg (taille unique) est relativement élevé par rapport aux autres prix observés dans cette zone. Prière de corriger ou de confirmer avec le QG. Attention ! Le prix unitaire d'achat (20 Fcfa) de Cube alimentaire (Maggi, Jumbo, ) en Cube (Petit) est relativement faible par rapport aux autres prix observés dans cette zone. Prière de corriger ou de confirmer avec le QG. Attention ! Le prix unitaire d'achat (2000 Fcfa) de Mâchoiron séchée (Kon) en Kg (taille unique) est relativement élevé par rapport aux autres prix observés dans cette zone. Prière de corriger ou de confirmer avec le QG. Attention ! Le prix unitaire d'achat (400 Fcfa) de Courge en Pièce (Moyen) est relativement élevé par rapport aux autres prix observés dans cette zone. Prière de corriger ou de confirmer avec le QG. Attention ! Soupçons de quantité anormale! Le ménage de ALIOU DIENG avec une taille de 11 personnes a consommé 7 Kg en taille unique de Capitaine frais qui est relativement élevé comme consommation par rapport à la condition de vie des autres ménages de même taille dans cette zone. Prière de corriger ou de confirmer avec le QG. Attention ! Soupçons de quantité anormale! Le ménage de ALIOU DIENG avec une taille de 11 personnes a consommé 7 Kg en taille unique de Sucre en poudre  qui est relativement élevé comme consommation par rapport à la condition de vie des autres ménages de même taille dans cette zone. Prière de corriger ou de confirmer avec le QG. Avertissement!! La quantité (10 litre) du produit Huile d'arachide raffinée consommée  par le ménage semble très élevé, prière de corriger ou confirmer avec le QG. Avertissement!!! Le ménage a consommé 7 Paquet Petit de Thé en sachet, cette quantité semble anormale pour une consommation des 7 derniers jours.Prière de corriger ou de confirmer avec le QG. Avertissement!! le prix unitaire (100 Fcfa) de Thé en sachet (unité: Paquet) de taille Petit est très faible ou élevé. Prière de corriger ou de confirmer avec le QG. Avertissement!!! Le ménage a consommé 8 Kg taille unique de Fruit de baobab (pain de singe), cette quantité semble anormale pour une consommation des 7 derniers jours.Prière de corriger ou de confirmer avec le QG. Incohérence!! Dans ce ménage, chaque individus consomme par jour 41.02273 Kg  de cereale; Prière de revoir les quantités prises de ces produits. Incohérence!! Dans ce ménage, chaque individus consomme par jour 41.02273 Kg  de cereale; Prière de revoir les quantités prises de ces produits. Incohérence!! Dans ce ménage, chaque individus consomme par jour 41.02273 Kg  de cereale; Prière de revoir les quantités prises de ces produits. Le prix d'achat unitaire (225 Fcfa) de Maïs en grain en Kg de taille  taille unique  est très faible, prière de regarder les reponses prises dans les questions s07bq07a s07bq07b s07bq07c s07bq08 pour mieux corriger. Le prix d'achat unitaire (1000 Fcfa) de Sel en Sac (10 Kg) de taille taille unique est très faible, prière de regarder les reponses prises dans les questions s07bq07a s07bq07b s07bq07c s07bq08 pour mieux corriger.</w:t>
       </w:r>
     </w:p>
     <w:p>
@@ -5841,6 +5872,10 @@
         <w:rPr>
           <w:sz w:val="20"/>
         </w:rPr>
+        <w:t xml:space="preserve">- Attention ! Hache/pioche a été revendu à 4500 Fcfa qui est relativement élevé par rapport aux autres prix de revente observés dans cette zone. Prière de corriger ou de confirmer avec le QG. </w:t>
+        <w:br/>
+        <w:t xml:space="preserve">- Attention ! Houe/daba/hilaire a été revendu à 2000 Fcfa qui est relativement élevé par rapport aux autres prix de revente observés dans cette zone. Prière de corriger ou de confirmer avec le QG. </w:t>
+        <w:br/>
         <w:t>- Incohérence!! Le prix de revente de Machette dans cette section 19 ne doit pas être égal 0 même si le ménage l'a reçu en cadeau prière de leurs aider à faire une estimation.</w:t>
       </w:r>
     </w:p>
@@ -6233,7 +6268,7 @@
         <w:br/>
         <w:t xml:space="preserve">- Peu probable! Binetou cissé  n'arrive pas  à comprendre un petit texte lu dans une langue locale (s02q03). Veuillez corriger ou donner des explications au QG. Peu probable! Binetou cissé  ne sait ni lire, ni écrire, ni comprendre dans aucune des langues  (s02q01,s02q02,s02q03). Veuillez corriger ou donner des explications au QG. </w:t>
         <w:br/>
-        <w:t>- Peu probable! Cheikh tidiane sall  n'arrive pas  à comprendre un petit texte lu dans une langue locale (s02q03). Veuillez corriger ou donner des explications au QG. Le montant des frais d'uniformes pour l'année scolaire de Cheikh tidiane sall est faible ou élevé. veuillez, s'il vous plait, confirmer ces informations avec le QG ou apporter les corrections nécessaires.</w:t>
+        <w:t xml:space="preserve">- Peu probable! Cheikh tidiane sall  n'arrive pas  à comprendre un petit texte lu dans une langue locale (s02q03). Veuillez corriger ou donner des explications au QG. Le montant des frais d'uniformes pour l'année scolaire de Cheikh tidiane sall est faible ou élevé. veuillez, s'il vous plait, confirmer ces informations avec le QG ou apporter les corrections nécessaires.Attention ! Le frais de scolarité (6000 Fcfa) de Cheikh tidiane sall en 3ème année de Primaire est relativement élevé par rapport aux autres frais de scolarités observés dans cette zone. Prière de corriger ou de confirmer avec le QG. </w:t>
         <w:br/>
         <w:t xml:space="preserve">- Peu probable! Diarra Cissé  n'arrive pas  à comprendre un petit texte lu dans une langue locale (s02q03). Veuillez corriger ou donner des explications au QG. Peu probable! Diarra Cissé  ne sait ni lire, ni écrire, ni comprendre dans aucune des langues  (s02q01,s02q02,s02q03). Veuillez corriger ou donner des explications au QG. </w:t>
         <w:br/>
@@ -6281,7 +6316,7 @@
         <w:rPr>
           <w:sz w:val="20"/>
         </w:rPr>
-        <w:t>- Attention ! Le prix unitaire d'achat (100 Fcfa) de Piment frais en Pièce (Petit) est relativement élevé par rapport aux autres prix observés dans cette zone. Prière de corriger ou de confirmer avec le QG. Attention ! Le prix unitaire d'achat (150 Fcfa) de Pomme de terre en Tas (Moyen) est relativement faible par rapport aux autres prix observés dans cette zone. Prière de corriger ou de confirmer avec le QG. Attention ! Le prix unitaire d'achat (25 Fcfa) de Vinaigre de vin en Verre ( à thé) (taille unique) est relativement faible par rapport aux autres prix observés dans cette zone. Prière de corriger ou de confirmer avec le QG. Avertissement!! Les quantités du Thé en feuille consommées en Sachets industriel semble incoherent car les ménages consomment géneralement en sachet ou en paquet, prière de corriger ou confirmer avec le QG. Avertissement!! le prix unitaire (100 Fcfa) de Thé en sachet (unité: Sachets) de taille Petit est très faible ou élevé. Prière de corriger ou de confirmer avec le QG. Avertissement!!! Le ménage a consommé 10 Sachets industriel Petit de Sucre en poudre , cette quantité semble anormale pour une consommation des 7 derniers jours.Prière de corriger ou de confirmer avec le QG. Avertissement!!! Le ménage a consommé 14 Pièce Moyen de Mâchoiron séchée (Kon), cette quantité semble anormale pour une consommation des 7 derniers jours.Prière de corriger ou de confirmer avec le QG. Incohérence!! Dans ce ménage, chaque individus consomme par jour 17.37345 Kg  de cereale; Prière de revoir les quantités prises de ces produits. Incohérence!! Dans ce ménage, chaque individus consomme par jour 17.37345 Kg  de cereale; Prière de revoir les quantités prises de ces produits. Incohérence!! Dans ce ménage, chaque individus consomme par jour 17.37345 Kg  de cereale; Prière de revoir les quantités prises de ces produits. Le prix d'achat unitaire (125 Fcfa) de Maïs en grain en Kg de taille  taille unique  est très faible, prière de regarder les reponses prises dans les questions s07bq07a s07bq07b s07bq07c s07bq08 pour mieux corriger.</w:t>
+        <w:t>- Attention ! Le prix unitaire d'achat (150 Fcfa) de Pomme de terre en Tas (Moyen) est relativement faible par rapport aux autres prix observés dans cette zone. Prière de corriger ou de confirmer avec le QG. Attention ! Le prix unitaire d'achat (25 Fcfa) de Vinaigre de vin en Verre ( à thé) (taille unique) est relativement faible par rapport aux autres prix observés dans cette zone. Prière de corriger ou de confirmer avec le QG. Attention ! Le prix unitaire d'achat (50 Fcfa) de Concentré de tomate en Sachets industriel (Petit) est relativement faible par rapport aux autres prix observés dans cette zone. Prière de corriger ou de confirmer avec le QG. Avertissement!! Les quantités du Thé en feuille consommées en Sachets industriel semble incoherent car les ménages consomment géneralement en sachet ou en paquet, prière de corriger ou confirmer avec le QG. Avertissement!! le prix unitaire (100 Fcfa) de Thé en sachet (unité: Sachets) de taille Petit est très faible ou élevé. Prière de corriger ou de confirmer avec le QG. Avertissement!!! Le ménage a consommé 10 Sachets industriel Petit de Sucre en poudre , cette quantité semble anormale pour une consommation des 7 derniers jours.Prière de corriger ou de confirmer avec le QG. Avertissement!!! Le ménage a consommé 14 Pièce Moyen de Mâchoiron séchée (Kon), cette quantité semble anormale pour une consommation des 7 derniers jours.Prière de corriger ou de confirmer avec le QG. Incohérence!! Dans ce ménage, chaque individus consomme par jour 33.84072 Kg  de cereale; Prière de revoir les quantités prises de ces produits. Incohérence!! Dans ce ménage, chaque individus consomme par jour 33.84072 Kg  de cereale; Prière de revoir les quantités prises de ces produits. Incohérence!! Dans ce ménage, chaque individus consomme par jour 33.84072 Kg  de cereale; Prière de revoir les quantités prises de ces produits. Le prix d'achat unitaire (125 Fcfa) de Maïs en grain en Kg de taille  taille unique  est très faible, prière de regarder les reponses prises dans les questions s07bq07a s07bq07b s07bq07c s07bq08 pour mieux corriger.</w:t>
       </w:r>
     </w:p>
     <w:p>
@@ -6680,6 +6715,8 @@
         <w:rPr>
           <w:sz w:val="20"/>
         </w:rPr>
+        <w:t xml:space="preserve">- Peu probable! Ablay sall  n'arrive pas  à comprendre un petit texte lu dans une langue locale (s02q03). Veuillez corriger ou donner des explications au QG. </w:t>
+        <w:br/>
         <w:t xml:space="preserve">- Peu probable! Amadou sall  n'arrive pas  à comprendre un petit texte lu dans une langue locale (s02q03). Veuillez corriger ou donner des explications au QG. Peu probable! Amadou sall  ne sait ni lire, ni écrire, ni comprendre dans aucune des langues  (s02q01,s02q02,s02q03). Veuillez corriger ou donner des explications au QG. </w:t>
         <w:br/>
         <w:t xml:space="preserve">- Peu probable! Amy Dieng  n'arrive pas  à comprendre un petit texte lu dans une langue locale (s02q03). Veuillez corriger ou donner des explications au QG. Peu probable! Amy Dieng  ne sait ni lire, ni écrire, ni comprendre dans aucune des langues  (s02q01,s02q02,s02q03). Veuillez corriger ou donner des explications au QG. </w:t>
@@ -6694,9 +6731,9 @@
         <w:br/>
         <w:t xml:space="preserve">- Peu probable! Ramata sall  n'arrive pas  à comprendre un petit texte lu dans une langue locale (s02q03). Veuillez corriger ou donner des explications au QG. </w:t>
         <w:br/>
-        <w:t xml:space="preserve">- Peu probable! Tolla sall  n'arrive pas  à comprendre un petit texte lu dans une langue locale (s02q03). Veuillez corriger ou donner des explications au QG. Attention ! Le frais de scolarité (15000 Fcfa) de Tolla sall en 3ème année de Primaire est relativement élevé par rapport aux autres frais de scolarités observés dans cette zone. Prière de corriger ou de confirmer avec le QG. </w:t>
+        <w:t xml:space="preserve">- Peu probable! Tolla sall  n'arrive pas  à comprendre un petit texte lu dans une langue locale (s02q03). Veuillez corriger ou donner des explications au QG. Attention ! Le frais de scolarité (2000 Fcfa) de Tolla sall en 3ème année de Primaire est relativement élevé par rapport aux autres frais de scolarités observés dans cette zone. Prière de corriger ou de confirmer avec le QG. Attention ! Le frais de scolarité (15000 Fcfa) de Tolla sall en 3ème année de Primaire est relativement élevé par rapport aux autres frais de scolarités observés dans cette zone. Prière de corriger ou de confirmer avec le QG. </w:t>
         <w:br/>
-        <w:t xml:space="preserve">- Peu probable! khady sall  n'arrive pas  à comprendre un petit texte lu dans une langue locale (s02q03). Veuillez corriger ou donner des explications au QG.  Incohérence ! le montant payé de khady sall pour les frais de scolarité est très faible. veuillez, s'il vous plait, confirmer ces informations avec le QG ou apporter les corrections nécessaires. Incohérence!! La dépense liée à la cotisation de khady sall qui fréquente une école privée est supérieur aux frais de scolarités, les cotisations ne peuvent pas être supérieur  à la scolarisation. Prière de corriger ces cas.  Incohérence ! seulement les écoles gouvermentales paient les cotisations (Gouvernement, communauté, ONG ou organisation humanitaire). veuillez, s'il vous plait, confirmer cette information de khady sall avec le QG ou apporter les corrections nécessaires. Attention ! Le frais de scolarité (30000 Fcfa) de khady sall en 4ème année de Primaire est relativement élevé par rapport aux autres frais de scolarités observés dans cette zone. Prière de corriger ou de confirmer avec le QG. </w:t>
+        <w:t xml:space="preserve">- Peu probable! khady sall  n'arrive pas  à comprendre un petit texte lu dans une langue locale (s02q03). Veuillez corriger ou donner des explications au QG.  Incohérence ! le montant payé de khady sall pour les frais de scolarité est très faible. veuillez, s'il vous plait, confirmer ces informations avec le QG ou apporter les corrections nécessaires. Incohérence!! La dépense liée à la cotisation de khady sall qui fréquente une école privée est supérieur aux frais de scolarités, les cotisations ne peuvent pas être supérieur  à la scolarisation. Prière de corriger ces cas.  Incohérence ! seulement les écoles gouvermentales paient les cotisations (Gouvernement, communauté, ONG ou organisation humanitaire). veuillez, s'il vous plait, confirmer cette information de khady sall avec le QG ou apporter les corrections nécessaires. Attention ! Le frais de scolarité (4000 Fcfa) de khady sall en 4ème année de Primaire est relativement élevé par rapport aux autres frais de scolarités observés dans cette zone. Prière de corriger ou de confirmer avec le QG. Attention ! Le frais de scolarité (30000 Fcfa) de khady sall en 4ème année de Primaire est relativement élevé par rapport aux autres frais de scolarités observés dans cette zone. Prière de corriger ou de confirmer avec le QG. </w:t>
         <w:br/>
         <w:t xml:space="preserve">- Peu probable! mor sall  n'arrive pas  à comprendre un petit texte lu dans une langue locale (s02q03). Veuillez corriger ou donner des explications au QG. Peu probable! mor sall  ne sait ni lire, ni écrire, ni comprendre dans aucune des langues  (s02q01,s02q02,s02q03). Veuillez corriger ou donner des explications au QG. </w:t>
         <w:br/>
@@ -6773,7 +6810,7 @@
         <w:rPr>
           <w:sz w:val="20"/>
         </w:rPr>
-        <w:t>- Attention ! Le prix unitaire d'achat (100 Fcfa) de Ail en Sachets (Petit) est relativement élevé par rapport aux autres prix observés dans cette zone. Prière de corriger ou de confirmer avec le QG. Attention ! Le prix unitaire d'achat (1000 Fcfa) de Lait frais de vache en Litre (taille unique) est relativement élevé par rapport aux autres prix observés dans cette zone. Prière de corriger ou de confirmer avec le QG. Attention ! Le prix unitaire d'achat (400 Fcfa) de Oignon frais en Kg (taille unique) est relativement faible par rapport aux autres prix observés dans cette zone. Prière de corriger ou de confirmer avec le QG. Attention ! Le prix unitaire d'achat (50 Fcfa) de Cube alimentaire (Maggi, Jumbo, ) en Cube (Petit) est relativement élevé par rapport aux autres prix observés dans cette zone. Prière de corriger ou de confirmer avec le QG. Attention ! Le prix unitaire d'achat (700 Fcfa) de Poivre en Sachets (Petit) est relativement élevé par rapport aux autres prix observés dans cette zone. Prière de corriger ou de confirmer avec le QG. Avertissement!! La quantité (14 litre) du produit Huile de palme raffinée consommée  par le ménage semble très élevé, prière de corriger ou confirmer avec le QG. Avertissement!!! Le ménage a consommé 1 Paquet Petit de Thé en sachet, cette quantité semble anormale pour une consommation des 7 derniers jours.Prière de corriger ou de confirmer avec le QG. Attention ! Le prix unitaire d'achat (1000 Fcfa) de Thé en sachet en Paquet (Petit) est relativement élevé par rapport aux autres prix observés dans cette zone. Prière de corriger ou de confirmer avec le QG. Avertissement!!! Le ménage a consommé 10 Sachets industriel Moyen de Caramel, bonbons, confiseries, etc., cette quantité semble anormale pour une consommation des 7 derniers jours.Prière de corriger ou de confirmer avec le QG. Incohérence!! Dans ce ménage, chaque individus consomme par jour 4.073661 Kg  de cereale; Prière de revoir les quantités prises de ces produits. Incohérence!! Dans ce ménage, chaque individus consomme par jour 4.073661 Kg  de cereale; Prière de revoir les quantités prises de ces produits. Incohérence!! Dans ce ménage, chaque individus consomme par jour 4.073661 Kg  de cereale; Prière de revoir les quantités prises de ces produits.</w:t>
+        <w:t>- Attention ! Le prix unitaire d'achat (100 Fcfa) de Ail en Sachets (Petit) est relativement élevé par rapport aux autres prix observés dans cette zone. Prière de corriger ou de confirmer avec le QG. Attention ! Le prix unitaire d'achat (1000 Fcfa) de Capitaine frais en Tas (Moyen) est relativement élevé par rapport aux autres prix observés dans cette zone. Prière de corriger ou de confirmer avec le QG. Attention ! Le prix unitaire d'achat (1000 Fcfa) de Lait frais de vache en Litre (taille unique) est relativement élevé par rapport aux autres prix observés dans cette zone. Prière de corriger ou de confirmer avec le QG. Attention ! Le prix unitaire d'achat (200 Fcfa) de Sel en Sachets (Moyen) est relativement élevé par rapport aux autres prix observés dans cette zone. Prière de corriger ou de confirmer avec le QG. Attention ! Le prix unitaire d'achat (50 Fcfa) de Cube alimentaire (Maggi, Jumbo, ) en Cube (Petit) est relativement élevé par rapport aux autres prix observés dans cette zone. Prière de corriger ou de confirmer avec le QG. Attention ! Le prix unitaire d'achat (700 Fcfa) de Poivre en Sachets (Petit) est relativement élevé par rapport aux autres prix observés dans cette zone. Prière de corriger ou de confirmer avec le QG. Avertissement!! La quantité (14 litre) du produit Huile de palme raffinée consommée  par le ménage semble très élevé, prière de corriger ou confirmer avec le QG. Avertissement!!! Le ménage a consommé 1 Paquet Petit de Thé en sachet, cette quantité semble anormale pour une consommation des 7 derniers jours.Prière de corriger ou de confirmer avec le QG. Attention ! Le prix unitaire d'achat (1000 Fcfa) de Thé en sachet en Paquet (Petit) est relativement élevé par rapport aux autres prix observés dans cette zone. Prière de corriger ou de confirmer avec le QG. Avertissement!!! Le ménage a consommé 10 Sachets industriel Moyen de Caramel, bonbons, confiseries, etc., cette quantité semble anormale pour une consommation des 7 derniers jours.Prière de corriger ou de confirmer avec le QG. Incohérence!! Dans ce ménage, chaque individus consomme par jour 6.811607 Kg  de cereale; Prière de revoir les quantités prises de ces produits. Incohérence!! Dans ce ménage, chaque individus consomme par jour 6.811607 Kg  de cereale; Prière de revoir les quantités prises de ces produits. Incohérence!! Dans ce ménage, chaque individus consomme par jour 6.811607 Kg  de cereale; Prière de revoir les quantités prises de ces produits.</w:t>
       </w:r>
     </w:p>
     <w:p>
@@ -6861,9 +6898,11 @@
         </w:rPr>
         <w:t xml:space="preserve">- Attention ! Moto/Vélomoteur/Tricycle à moteur a été achété à 600000 Fcfa est relativement élevé par rapport aux autres prix d'achat observés dans cette zone. Prière de corriger ou de confirmer avec le QG. </w:t>
         <w:br/>
+        <w:t xml:space="preserve">- Attention ! Réfrigérateur a été revendu à 150000 Fcfa qui est relativement élevé par rapport aux autres prix de revente observés dans cette zone. Prière de corriger ou de confirmer avec le QG. </w:t>
+        <w:br/>
         <w:t xml:space="preserve">- Le nombre d'article ( Armoires et autres meubles)  dans ce ménages est élevé (15), prière de corriger ou confirmer avec le QG. Attention ! Armoires et autres meubles a été achété à 500000 Fcfa est relativement élevé par rapport aux autres prix d'achat observés dans cette zone. Prière de corriger ou de confirmer avec le QG. Attention ! Armoires et autres meubles a été revendu à 350000 Fcfa qui est relativement élevé par rapport aux autres prix de revente observés dans cette zone. Prière de corriger ou de confirmer avec le QG. </w:t>
         <w:br/>
-        <w:t xml:space="preserve">- Le nombre d'article ( Lit)  dans ce ménages est élevé (20), prière de corriger ou confirmer avec le QG. </w:t>
+        <w:t xml:space="preserve">- Le nombre d'article ( Lit)  dans ce ménages est élevé (20), prière de corriger ou confirmer avec le QG. Attention ! Lit a été revendu à 250000 Fcfa qui est relativement élevé par rapport aux autres prix de revente observés dans cette zone. Prière de corriger ou de confirmer avec le QG. </w:t>
         <w:br/>
         <w:t>- Le nombre d'article ( Matelas simple)  dans ce ménages est élevé (20), prière de corriger ou confirmer avec le QG.</w:t>
       </w:r>
@@ -6955,7 +6994,7 @@
         <w:rPr>
           <w:sz w:val="20"/>
         </w:rPr>
-        <w:t xml:space="preserve">- Attention ! Animaux de labour a été revendu à 450000 Fcfa qui est relativement élevé par rapport aux autres prix de revente observés dans cette zone. Prière de corriger ou de confirmer avec le QG. </w:t>
+        <w:t xml:space="preserve">- Attention ! Animaux de labour a été achété à 450000 Fcfa est relativement élevé par rapport aux autres prix d'achat observés dans cette zone. Prière de corriger ou de confirmer avec le QG. </w:t>
         <w:br/>
         <w:t>- Avertissement!! L'âge (30 ans)  de Houe/daba/hilaire dans ce ménage semble être élevé, prière de corriger ou confirmer avec le QG.</w:t>
       </w:r>
@@ -7432,7 +7471,7 @@
         <w:rPr>
           <w:sz w:val="20"/>
         </w:rPr>
-        <w:t>- La dernière fois que vous avez acheté Lait pour bébé est pharmacie et semble exister dans les modalités, prière de prendre attache avec le QG pour plus d'explication afin de la classer bien. Attention ! Le prix unitaire d'achat (50 Fcfa) de Cube alimentaire (Maggi, Jumbo, ) en Cube (Moyen) est relativement élevé par rapport aux autres prix observés dans cette zone. Prière de corriger ou de confirmer avec le QG. Attention ! Le prix unitaire d'achat (50 Fcfa) de Poivron frais en Tas (Moyen) est relativement faible par rapport aux autres prix observés dans cette zone. Prière de corriger ou de confirmer avec le QG. Avertissement!! La quantité (4 litre) du produit Huile de palme raffinée consommée  par le ménage semble très élevé, prière de corriger ou confirmer avec le QG. Avertissement!!! Le ménage a consommé 1 Paquet Moyen de Thé en sachet, cette quantité semble anormale pour une consommation des 7 derniers jours.Prière de corriger ou de confirmer avec le QG. Difficile de consommer le Sel en Sachets industriel Grand prière de verifier. Incohérence!! Dans ce ménage, chaque individus consomme par jour 16.76265 Kg  de cereale; Prière de revoir les quantités prises de ces produits. Incohérence!! Dans ce ménage, chaque individus consomme par jour 16.76265 Kg  de cereale; Prière de revoir les quantités prises de ces produits. Le prix d'achat unitaire (100 Fcfa) de Mil en Kg de taille  taille unique  est très faible, prière de regarder les reponses prises dans les questions s07bq07a s07bq07b s07bq07c s07bq08 pour mieux corriger. Incohérence!! Dans ce ménage, chaque individus consomme par jour 16.76265 Kg  de cereale; Prière de revoir les quantités prises de ces produits. Le prix d'achat unitaire (150 Fcfa) de Maïs en grain en Kg de taille  taille unique  est très faible, prière de regarder les reponses prises dans les questions s07bq07a s07bq07b s07bq07c s07bq08 pour mieux corriger.</w:t>
+        <w:t>- La dernière fois que vous avez acheté Lait pour bébé est pharmacie et semble exister dans les modalités, prière de prendre attache avec le QG pour plus d'explication afin de la classer bien. Attention ! Le prix unitaire d'achat (50 Fcfa) de Caramel, bonbons, confiseries, etc. en Sachets industriel (Petit) est relativement élevé par rapport aux autres prix observés dans cette zone. Prière de corriger ou de confirmer avec le QG. Attention ! Le prix unitaire d'achat (50 Fcfa) de Cube alimentaire (Maggi, Jumbo, ) en Cube (Moyen) est relativement élevé par rapport aux autres prix observés dans cette zone. Prière de corriger ou de confirmer avec le QG. Attention ! Le prix unitaire d'achat (50 Fcfa) de Poivron frais en Tas (Moyen) est relativement faible par rapport aux autres prix observés dans cette zone. Prière de corriger ou de confirmer avec le QG. Avertissement!! La quantité (4 litre) du produit Huile de palme raffinée consommée  par le ménage semble très élevé, prière de corriger ou confirmer avec le QG. Avertissement!!! Le ménage a consommé 1 Paquet Moyen de Thé en sachet, cette quantité semble anormale pour une consommation des 7 derniers jours.Prière de corriger ou de confirmer avec le QG. Difficile de consommer le Sel en Sachets industriel Grand prière de verifier. Incohérence!! Dans ce ménage, chaque individus consomme par jour 43.18735 Kg  de cereale; Prière de revoir les quantités prises de ces produits. Incohérence!! Dans ce ménage, chaque individus consomme par jour 43.18735 Kg  de cereale; Prière de revoir les quantités prises de ces produits. Le prix d'achat unitaire (100 Fcfa) de Mil en Kg de taille  taille unique  est très faible, prière de regarder les reponses prises dans les questions s07bq07a s07bq07b s07bq07c s07bq08 pour mieux corriger. Attention ! Le prix unitaire d'achat (100 Fcfa) de Mil en Kg (taille unique) est relativement faible par rapport aux autres prix observés dans cette zone. Prière de corriger ou de confirmer avec le QG. Incohérence!! Dans ce ménage, chaque individus consomme par jour 43.18735 Kg  de cereale; Prière de revoir les quantités prises de ces produits. Le prix d'achat unitaire (150 Fcfa) de Maïs en grain en Kg de taille  taille unique  est très faible, prière de regarder les reponses prises dans les questions s07bq07a s07bq07b s07bq07c s07bq08 pour mieux corriger.</w:t>
       </w:r>
     </w:p>
     <w:p>
@@ -7463,27 +7502,6 @@
           <w:color w:val="4672C4"/>
           <w:sz w:val="22"/>
         </w:rPr>
-        <w:t>&gt;&gt; Section12 - Actifs du menage</w:t>
-      </w:r>
-    </w:p>
-    <w:p>
-      <w:pPr>
-        <w:ind w:left="283"/>
-      </w:pPr>
-      <w:r>
-        <w:rPr>
-          <w:sz w:val="20"/>
-        </w:rPr>
-        <w:t>- Attention ! Tapis a été achété à 15000 Fcfa est relativement élevé par rapport aux autres prix d'achat observés dans cette zone. Prière de corriger ou de confirmer avec le QG.</w:t>
-      </w:r>
-    </w:p>
-    <w:p>
-      <w:r>
-        <w:rPr>
-          <w:b/>
-          <w:color w:val="4672C4"/>
-          <w:sz w:val="22"/>
-        </w:rPr>
         <w:t>&gt;&gt; Section16a - Champs et parcelles</w:t>
       </w:r>
     </w:p>
@@ -7496,27 +7514,6 @@
           <w:sz w:val="20"/>
         </w:rPr>
         <w:t>- Avertissement!! La parcelle a comme nom (2 parcelles) qui ne semble pas être un bon nom ou contient des lettres, prière de mettre le vrai nom de la parcelle. La quantité de fumure appliquée dans la parcelle 2 parcelles est de 200 Kg qui semble élevé ou ne sait pas, prière de fournir d'effort pour estimer la quantité afin de corriger. La superficie de la parcelle 2 parcelles selon les mesures GPS est de 2140.9 hectare qui semble élevé ou faible, prière de corriger. Le document légal (titre, acte, certificat etc. ) qui affirme votre possession de la parcelle 2 parcelles est  et semble exister dans les modalités, prière de prendre attache avec le QG pour plus d'explication afin de la classer bien.</w:t>
-      </w:r>
-    </w:p>
-    <w:p>
-      <w:r>
-        <w:rPr>
-          <w:b/>
-          <w:color w:val="4672C4"/>
-          <w:sz w:val="22"/>
-        </w:rPr>
-        <w:t>&gt;&gt; Section19 - Equipements agricoles</w:t>
-      </w:r>
-    </w:p>
-    <w:p>
-      <w:pPr>
-        <w:ind w:left="283"/>
-      </w:pPr>
-      <w:r>
-        <w:rPr>
-          <w:sz w:val="20"/>
-        </w:rPr>
-        <w:t>- Attention ! Machette a été revendu à 3000 Fcfa qui est relativement élevé par rapport aux autres prix de revente observés dans cette zone. Prière de corriger ou de confirmer avec le QG.</w:t>
       </w:r>
     </w:p>
     <w:p>
